--- a/CPS_240_Model_Risk_Management.docx
+++ b/CPS_240_Model_Risk_Management.docx
@@ -9839,7 +9839,7 @@
                 <w:rFonts w:ascii="Arial" w:hAnsi="Arial"/>
                 <w:sz w:val="14"/>
               </w:rPr>
-              <w:t>Supervisory guideline, superseded by the 2027 guideline with effect from 1 May 2027.</w:t>
+              <w:t>Supervisory guideline. OSFI's guidance library presents the 2027 guideline as its replacement from 1 May 2027, but no express supersession clause was located in either the 2027 guideline or its covering letter, so the relationship is stated as OSFI presents it rather than as a quoted provision.</w:t>
             </w:r>
           </w:p>
         </w:tc>
@@ -10285,7 +10285,7 @@
                 <w:rFonts w:ascii="Arial" w:hAnsi="Arial"/>
                 <w:sz w:val="14"/>
               </w:rPr>
-              <w:t>https://www.bankingsupervision.europa.eu/press/pr/date/2024/html/ssm.pr240503~9c07f30f24.en.html</w:t>
+              <w:t>https://www.bankingsupervision.europa.eu/framework/legal-framework/public-consultations/html/rdarr.en.html</w:t>
             </w:r>
           </w:p>
         </w:tc>
@@ -10389,7 +10389,7 @@
                 <w:rFonts w:ascii="Arial" w:hAnsi="Arial"/>
                 <w:sz w:val="14"/>
               </w:rPr>
-              <w:t>https://www.mas.gov.sg/publications/monographs-or-information-paper/2024/information-paper-on-ai-model-risk-management</w:t>
+              <w:t>https://www.mas.gov.sg/publications/monographs-or-information-paper/2024/artificial-intelligence-model-risk-management</w:t>
             </w:r>
           </w:p>
         </w:tc>
@@ -10800,7 +10800,7 @@
                 <w:rFonts w:ascii="Arial" w:hAnsi="Arial"/>
                 <w:sz w:val="14"/>
               </w:rPr>
-              <w:t>International principles. Effect depends on domestic implementation.</w:t>
+              <w:t>BIS-classified Guidelines. The document expressly states that the principles do not constitute Standards, for which the Basel Committee expects full implementation. Domestic effect depends on implementation by national authorities.</w:t>
             </w:r>
           </w:p>
         </w:tc>
@@ -11228,7 +11228,7 @@
                 <w:rFonts w:ascii="Arial" w:hAnsi="Arial"/>
                 <w:sz w:val="14"/>
               </w:rPr>
-              <w:t>International principles. Effect depends on domestic implementation.</w:t>
+              <w:t>BIS-classified Guidelines, not a Standard. Domestic effect depends on implementation by national authorities.</w:t>
             </w:r>
           </w:p>
         </w:tc>
@@ -11569,7 +11569,7 @@
                 <w:rFonts w:ascii="Arial" w:hAnsi="Arial"/>
                 <w:sz w:val="14"/>
               </w:rPr>
-              <w:t>https://www.apra.gov.au/prudential-standard-cps-220-risk-management</w:t>
+              <w:t>https://www.apra.gov.au/standards/cps-220</w:t>
             </w:r>
           </w:p>
         </w:tc>
@@ -11673,7 +11673,7 @@
                 <w:rFonts w:ascii="Arial" w:hAnsi="Arial"/>
                 <w:sz w:val="14"/>
               </w:rPr>
-              <w:t>https://www.apra.gov.au/prudential-standard-sps-220-risk-management</w:t>
+              <w:t>https://www.apra.gov.au/standards/sps-220</w:t>
             </w:r>
           </w:p>
         </w:tc>
@@ -11783,7 +11783,7 @@
                 <w:rFonts w:ascii="Arial" w:hAnsi="Arial"/>
                 <w:sz w:val="14"/>
               </w:rPr>
-              <w:t>https://www.apra.gov.au/prudential-standard-cps-230-operational-risk-management</w:t>
+              <w:t>https://www.apra.gov.au/standards/cps-230</w:t>
             </w:r>
           </w:p>
         </w:tc>
@@ -11887,7 +11887,7 @@
                 <w:rFonts w:ascii="Arial" w:hAnsi="Arial"/>
                 <w:sz w:val="14"/>
               </w:rPr>
-              <w:t>https://www.apra.gov.au/prudential-standard-cps-234-information-security</w:t>
+              <w:t>https://www.apra.gov.au/standards/cps-234</w:t>
             </w:r>
           </w:p>
         </w:tc>
@@ -11997,7 +11997,7 @@
                 <w:rFonts w:ascii="Arial" w:hAnsi="Arial"/>
                 <w:sz w:val="14"/>
               </w:rPr>
-              <w:t>https://www.apra.gov.au/prudential-practice-guide-cpg-235-managing-data-risk</w:t>
+              <w:t>https://www.apra.gov.au/system/files/Prudential-Practice-Guide-CPG-235-Managing-Data-Risk_1.pdf</w:t>
             </w:r>
           </w:p>
         </w:tc>
@@ -12101,7 +12101,7 @@
                 <w:rFonts w:ascii="Arial" w:hAnsi="Arial"/>
                 <w:sz w:val="14"/>
               </w:rPr>
-              <w:t>https://www.apra.gov.au/prudential-standard-aps-113-capital-adequacy-internal-ratings-based-approach-to-credit-risk</w:t>
+              <w:t>https://www.apra.gov.au/standards/aps-113</w:t>
             </w:r>
           </w:p>
         </w:tc>
@@ -12211,7 +12211,7 @@
                 <w:rFonts w:ascii="Arial" w:hAnsi="Arial"/>
                 <w:sz w:val="14"/>
               </w:rPr>
-              <w:t>https://www.apra.gov.au/prudential-standard-cps-320-actuarial-and-related-matters</w:t>
+              <w:t>https://www.apra.gov.au/standards/cps-320</w:t>
             </w:r>
           </w:p>
         </w:tc>
@@ -12315,7 +12315,7 @@
                 <w:rFonts w:ascii="Arial" w:hAnsi="Arial"/>
                 <w:sz w:val="14"/>
               </w:rPr>
-              <w:t>https://www.apra.gov.au/prudential-standard-sps-530-investment-governance</w:t>
+              <w:t>https://www.apra.gov.au/standards/sps-530</w:t>
             </w:r>
           </w:p>
         </w:tc>
@@ -12425,7 +12425,7 @@
                 <w:rFonts w:ascii="Arial" w:hAnsi="Arial"/>
                 <w:sz w:val="14"/>
               </w:rPr>
-              <w:t>https://www.apra.gov.au/prudential-standard-sps-515-strategic-planning-and-member-outcomes</w:t>
+              <w:t>https://www.apra.gov.au/standards/sps-515</w:t>
             </w:r>
           </w:p>
         </w:tc>

--- a/CPS_240_Model_Risk_Management.docx
+++ b/CPS_240_Model_Risk_Management.docx
@@ -11747,7 +11747,7 @@
                 <w:rFonts w:ascii="Arial" w:hAnsi="Arial"/>
                 <w:sz w:val="14"/>
               </w:rPr>
-              <w:t>Eff. 1 Jul 2025</w:t>
+              <w:t>Determined 23 Apr 2026; commences 1 Jul 2026</w:t>
             </w:r>
           </w:p>
         </w:tc>
@@ -11765,7 +11765,7 @@
                 <w:rFonts w:ascii="Arial" w:hAnsi="Arial"/>
                 <w:sz w:val="14"/>
               </w:rPr>
-              <w:t>Binding cross-industry prudential standard.</w:t>
+              <w:t>Binding cross-industry prudential standard. The current determination revokes and replaces the 2023 determination, under which CPS 230 commenced on 1 July 2025.</w:t>
             </w:r>
           </w:p>
         </w:tc>
